--- a/data/ai_paras/AI_para_150.docx
+++ b/data/ai_paras/AI_para_150.docx
@@ -4,7 +4,7 @@
   <w:body>
     <w:p>
       <w:r>
-        <w:t>Community Risk Reduction (CRR) is a systematic approach designed to identify and mitigate risks within a community, primarily focusing on both the prevention of incidents and enhancement of resilience. The concept of a "Hazard" refers to any potential source of harm or adverse effect on a community, which can manifest as natural, technological, or human-induced events. Meanwhile, "Risk" is defined as the likelihood of a hazard occurring combined with its potential impact on the community, making risk assessment a vital component of CRR planning. Understanding these concepts is essential for developing effective CRR plans, as they provide the foundation for assessing vulnerabilities and determining appropriate mitigation strategies (Ref-u261822). By integrating these definitions into CRR planning, organizations such as fire departments and local governments can systematically address specific threats, thereby improving overall community safety and preparedness.</w:t>
+        <w:t>Community Risk Reduction (CRR) Plans are critical tools employed by fire departments, emergency management agencies, and local governments to manage community risks effectively. These entities utilize CRR Plans to systematically identify potential hazards and assess the associated risks, thereby formulating strategies to mitigate them. By coordinating efforts across various departments, these plans ensure that roles and responsibilities are clearly defined, enhancing collaboration and information sharing among stakeholders (Ref-s928519). This collaborative approach facilitates a comprehensive understanding of community vulnerabilities, allowing for the implementation of tailored mitigation strategies that address specific threats. Consequently, CRR Plans not only improve immediate response capabilities but also contribute to long-term community resilience by fostering a proactive mindset towards risk management and preparedness.</w:t>
       </w:r>
     </w:p>
     <w:sectPr>
